--- a/por/docx/26.content.docx
+++ b/por/docx/26.content.docx
@@ -399,19 +399,7 @@
         <w:rPr>
           <w:lang w:val="pt_PT" w:bidi="pt_PT"/>
         </w:rPr>
-        <w:t xml:space="preserve">Isso aconteceu durante o quinto ano do cativeiro do rei Jeconias: a palavra do Senhor veio pela primeira vez a Ezequiel em 593 a.C., enquanto Judá ainda era um estado semi-independente (veja </w:t>
-      </w:r>
-      <w:r>
-        <w:rPr>
-          <w:lang w:val="pt_PT" w:bidi="pt_PT"/>
-        </w:rPr>
-        <w:t>Introdução ao Livro de Ezequiel</w:t>
-      </w:r>
-      <w:r>
-        <w:rPr>
-          <w:lang w:val="pt_PT" w:bidi="pt_PT"/>
-        </w:rPr>
-        <w:t>, “Contexto”). Judá havia sido subjugado pelos babilônios em 597 a.C., e o rei Jeconias havia sido levado ao exílio na Babilônia naquela época. O tio de Jeconias, Zedequias, governou Judá como um vassalo babilônico (597–586 a.C.). Ezequiel data sua profecia com referência ao cativeiro de Jeconias, em vez do reinado de Zedequias, porque ele parece ter visto Zedequias como um substituto para o rei legítimo, Jeconias. Zedequias mais tarde se rebelou contra Nabucodonosor (</w:t>
+        <w:t>Isso aconteceu durante o quinto ano do cativeiro do rei Jeconias: a palavra do Senhor veio pela primeira vez a Ezequiel em 593 a.C., enquanto Judá ainda era um estado semi-independente (veja Introdução ao Livro de Ezequiel, “Contexto”). Judá havia sido subjugado pelos babilônios em 597 a.C., e o rei Jeconias havia sido levado ao exílio na Babilônia naquela época. O tio de Jeconias, Zedequias, governou Judá como um vassalo babilônico (597–586 a.C.). Ezequiel data sua profecia com referência ao cativeiro de Jeconias, em vez do reinado de Zedequias, porque ele parece ter visto Zedequias como um substituto para o rei legítimo, Jeconias. Zedequias mais tarde se rebelou contra Nabucodonosor (</w:t>
       </w:r>
       <w:r>
         <w:rPr>
